--- a/nep/docx/009.content.docx
+++ b/nep/docx/009.content.docx
@@ -273,36 +273,24 @@
         </w:rPr>
         <w:t xml:space="preserve"> प्रधान स्वर्गदूतको नाम हो। प्रधान दूत भनेको विशेष </w:t>
       </w:r>
-      <w:hyperlink r:id="rId13">
-        <w:r>
-          <w:rPr>
-            <w:lang w:val="ne_NP" w:bidi="ne_NP"/>
-          </w:rPr>
-          <w:rPr>
-            <w:color w:val="0000EE"/>
-            <w:u w:val="single"/>
-          </w:rPr>
-          <w:t>अधिकार</w:t>
-        </w:r>
-      </w:hyperlink>
+      <w:r>
+        <w:rPr>
+          <w:lang w:val="ne_NP" w:bidi="ne_NP"/>
+        </w:rPr>
+        <w:t>अधिकार</w:t>
+      </w:r>
       <w:r>
         <w:rPr>
           <w:lang w:val="ne_NP" w:bidi="ne_NP"/>
         </w:rPr>
         <w:t xml:space="preserve"> प्राप्त </w:t>
       </w:r>
-      <w:hyperlink r:id="rId14">
-        <w:r>
-          <w:rPr>
-            <w:lang w:val="ne_NP" w:bidi="ne_NP"/>
-          </w:rPr>
-          <w:rPr>
-            <w:color w:val="0000EE"/>
-            <w:u w:val="single"/>
-          </w:rPr>
-          <w:t>स्वर्गदूत</w:t>
-        </w:r>
-      </w:hyperlink>
+      <w:r>
+        <w:rPr>
+          <w:lang w:val="ne_NP" w:bidi="ne_NP"/>
+        </w:rPr>
+        <w:t>स्वर्गदूत</w:t>
+      </w:r>
       <w:r>
         <w:rPr>
           <w:lang w:val="ne_NP" w:bidi="ne_NP"/>
@@ -311,7 +299,6 @@
       </w:r>
       <w:r>
         <w:rPr>
-          <w:b/>
           <w:lang w:val="ne_NP" w:bidi="ne_NP"/>
         </w:rPr>
         <w:t>दर्शनहरूको</w:t>
@@ -324,7 +311,6 @@
       </w:r>
       <w:r>
         <w:rPr>
-          <w:b/>
           <w:lang w:val="ne_NP" w:bidi="ne_NP"/>
         </w:rPr>
         <w:t>बप्तिस्मा दिने यूहन्ना</w:t>
@@ -335,36 +321,24 @@
         </w:rPr>
         <w:t xml:space="preserve"> हुनेवाला थिए। यसको केही समयपछि गब्रिएल कन्या </w:t>
       </w:r>
-      <w:hyperlink r:id="rId15">
-        <w:r>
-          <w:rPr>
-            <w:lang w:val="ne_NP" w:bidi="ne_NP"/>
-          </w:rPr>
-          <w:rPr>
-            <w:color w:val="0000EE"/>
-            <w:u w:val="single"/>
-          </w:rPr>
-          <w:t>मरियम</w:t>
-        </w:r>
-      </w:hyperlink>
+      <w:r>
+        <w:rPr>
+          <w:lang w:val="ne_NP" w:bidi="ne_NP"/>
+        </w:rPr>
+        <w:t>मरियम</w:t>
+      </w:r>
       <w:r>
         <w:rPr>
           <w:lang w:val="ne_NP" w:bidi="ne_NP"/>
         </w:rPr>
         <w:t xml:space="preserve">कहाँ देखा पर्नु हुन्छ र उहाँ परमेश्वरको शक्तिले गर्भवती हुनुहुनेछ भनेर उनलाई भन्छन्। उनले जन्माउने छोरा सदाको लागि राजा हुनेछ र उ </w:t>
       </w:r>
-      <w:hyperlink r:id="rId16">
-        <w:r>
-          <w:rPr>
-            <w:lang w:val="ne_NP" w:bidi="ne_NP"/>
-          </w:rPr>
-          <w:rPr>
-            <w:color w:val="0000EE"/>
-            <w:u w:val="single"/>
-          </w:rPr>
-          <w:t>परमेश्वरको छोरा</w:t>
-        </w:r>
-      </w:hyperlink>
+      <w:r>
+        <w:rPr>
+          <w:lang w:val="ne_NP" w:bidi="ne_NP"/>
+        </w:rPr>
+        <w:t>परमेश्वरको छोरा</w:t>
+      </w:r>
       <w:r>
         <w:rPr>
           <w:lang w:val="ne_NP" w:bidi="ne_NP"/>
@@ -426,18 +400,12 @@
         </w:rPr>
         <w:t xml:space="preserve"> उत्तरी </w:t>
       </w:r>
-      <w:hyperlink r:id="rId17">
-        <w:r>
-          <w:rPr>
-            <w:lang w:val="ne_NP" w:bidi="ne_NP"/>
-          </w:rPr>
-          <w:rPr>
-            <w:color w:val="0000EE"/>
-            <w:u w:val="single"/>
-          </w:rPr>
-          <w:t>इस्राएल</w:t>
-        </w:r>
-      </w:hyperlink>
+      <w:r>
+        <w:rPr>
+          <w:lang w:val="ne_NP" w:bidi="ne_NP"/>
+        </w:rPr>
+        <w:t>इस्राएल</w:t>
+      </w:r>
       <w:r>
         <w:rPr>
           <w:lang w:val="ne_NP" w:bidi="ne_NP"/>
@@ -446,7 +414,6 @@
       </w:r>
       <w:r>
         <w:rPr>
-          <w:b/>
           <w:lang w:val="ne_NP" w:bidi="ne_NP"/>
         </w:rPr>
         <w:t>चेलाहरू</w:t>
@@ -457,18 +424,12 @@
         </w:rPr>
         <w:t xml:space="preserve"> गालीलबाट आएका थिए। गालीलको अधिकांश भागहरू पहाडी छन जसमा होचा पहाडहरू छन्। गालीलको पूर्व वा दायाँ पट्टि ठूलो ताल छ जसलाई </w:t>
       </w:r>
-      <w:hyperlink r:id="rId18">
-        <w:r>
-          <w:rPr>
-            <w:lang w:val="ne_NP" w:bidi="ne_NP"/>
-          </w:rPr>
-          <w:rPr>
-            <w:color w:val="0000EE"/>
-            <w:u w:val="single"/>
-          </w:rPr>
-          <w:t>गालीलको समुद्र</w:t>
-        </w:r>
-      </w:hyperlink>
+      <w:r>
+        <w:rPr>
+          <w:lang w:val="ne_NP" w:bidi="ne_NP"/>
+        </w:rPr>
+        <w:t>गालीलको समुद्र</w:t>
+      </w:r>
       <w:r>
         <w:rPr>
           <w:lang w:val="ne_NP" w:bidi="ne_NP"/>
@@ -515,18 +476,12 @@
         </w:rPr>
         <w:t xml:space="preserve">येशूको समयमा, इस्राएल स्वतन्त्र </w:t>
       </w:r>
-      <w:hyperlink r:id="rId19">
-        <w:r>
-          <w:rPr>
-            <w:lang w:val="ne_NP" w:bidi="ne_NP"/>
-          </w:rPr>
-          <w:rPr>
-            <w:color w:val="0000EE"/>
-            <w:u w:val="single"/>
-          </w:rPr>
-          <w:t>राष्ट्र</w:t>
-        </w:r>
-      </w:hyperlink>
+      <w:r>
+        <w:rPr>
+          <w:lang w:val="ne_NP" w:bidi="ne_NP"/>
+        </w:rPr>
+        <w:t>राष्ट्र</w:t>
+      </w:r>
       <w:r>
         <w:rPr>
           <w:lang w:val="ne_NP" w:bidi="ne_NP"/>
@@ -535,7 +490,6 @@
       </w:r>
       <w:r>
         <w:rPr>
-          <w:b/>
           <w:lang w:val="ne_NP" w:bidi="ne_NP"/>
         </w:rPr>
         <w:t>इस्राएलीहरू</w:t>
@@ -560,72 +514,48 @@
         </w:rPr>
         <w:t xml:space="preserve">इस्राएलका अन्य प्रान्तहरू </w:t>
       </w:r>
-      <w:hyperlink r:id="rId20">
-        <w:r>
-          <w:rPr>
-            <w:lang w:val="ne_NP" w:bidi="ne_NP"/>
-          </w:rPr>
-          <w:rPr>
-            <w:color w:val="0000EE"/>
-            <w:u w:val="single"/>
-          </w:rPr>
-          <w:t>यहूदिया</w:t>
-        </w:r>
-      </w:hyperlink>
+      <w:r>
+        <w:rPr>
+          <w:lang w:val="ne_NP" w:bidi="ne_NP"/>
+        </w:rPr>
+        <w:t>यहूदिया</w:t>
+      </w:r>
       <w:r>
         <w:rPr>
           <w:lang w:val="ne_NP" w:bidi="ne_NP"/>
         </w:rPr>
         <w:t xml:space="preserve"> र </w:t>
       </w:r>
-      <w:hyperlink r:id="rId21">
-        <w:r>
-          <w:rPr>
-            <w:lang w:val="ne_NP" w:bidi="ne_NP"/>
-          </w:rPr>
-          <w:rPr>
-            <w:color w:val="0000EE"/>
-            <w:u w:val="single"/>
-          </w:rPr>
-          <w:t>सामरिया</w:t>
-        </w:r>
-      </w:hyperlink>
+      <w:r>
+        <w:rPr>
+          <w:lang w:val="ne_NP" w:bidi="ne_NP"/>
+        </w:rPr>
+        <w:t>सामरिया</w:t>
+      </w:r>
       <w:r>
         <w:rPr>
           <w:lang w:val="ne_NP" w:bidi="ne_NP"/>
         </w:rPr>
         <w:t xml:space="preserve"> थिए। गालील उत्तरमा थियो, यहूदिया दक्षिणमा थियो र सामरिया बीचमा थियो। यहूदिया सबैभन्दा महत्त्वपूर्ण शहर </w:t>
       </w:r>
-      <w:hyperlink r:id="rId22">
-        <w:r>
-          <w:rPr>
-            <w:lang w:val="ne_NP" w:bidi="ne_NP"/>
-          </w:rPr>
-          <w:rPr>
-            <w:color w:val="0000EE"/>
-            <w:u w:val="single"/>
-          </w:rPr>
-          <w:t>यरूशलेम</w:t>
-        </w:r>
-      </w:hyperlink>
+      <w:r>
+        <w:rPr>
+          <w:lang w:val="ne_NP" w:bidi="ne_NP"/>
+        </w:rPr>
+        <w:t>यरूशलेम</w:t>
+      </w:r>
       <w:r>
         <w:rPr>
           <w:lang w:val="ne_NP" w:bidi="ne_NP"/>
         </w:rPr>
         <w:t xml:space="preserve"> भएको ठाउँ थियो त्यसैले त्याहाँ परमेश्वरको </w:t>
       </w:r>
-      <w:hyperlink r:id="rId23">
-        <w:r>
-          <w:rPr>
-            <w:lang w:val="ne_NP" w:bidi="ne_NP"/>
-          </w:rPr>
-          <w:rPr>
-            <w:color w:val="0000EE"/>
-            <w:u w:val="single"/>
-          </w:rPr>
-          <w:t>मन्दिर</w:t>
-        </w:r>
-      </w:hyperlink>
+      <w:r>
+        <w:rPr>
+          <w:lang w:val="ne_NP" w:bidi="ne_NP"/>
+        </w:rPr>
+        <w:t>मन्दिर</w:t>
+      </w:r>
       <w:r>
         <w:rPr>
           <w:lang w:val="ne_NP" w:bidi="ne_NP"/>
@@ -634,7 +564,6 @@
       </w:r>
       <w:r>
         <w:rPr>
-          <w:b/>
           <w:lang w:val="ne_NP" w:bidi="ne_NP"/>
         </w:rPr>
         <w:t>यहूदी</w:t>
@@ -700,36 +629,24 @@
         </w:rPr>
         <w:t xml:space="preserve"> </w:t>
       </w:r>
-      <w:hyperlink r:id="rId17">
-        <w:r>
-          <w:rPr>
-            <w:lang w:val="ne_NP" w:bidi="ne_NP"/>
-          </w:rPr>
-          <w:rPr>
-            <w:color w:val="0000EE"/>
-            <w:u w:val="single"/>
-          </w:rPr>
-          <w:t>इस्राएलको</w:t>
-        </w:r>
-      </w:hyperlink>
+      <w:r>
+        <w:rPr>
+          <w:lang w:val="ne_NP" w:bidi="ne_NP"/>
+        </w:rPr>
+        <w:t>इस्राएलको</w:t>
+      </w:r>
       <w:r>
         <w:rPr>
           <w:lang w:val="ne_NP" w:bidi="ne_NP"/>
         </w:rPr>
         <w:t xml:space="preserve"> उत्तरमा भएको समुद्र वा ताल हो। नयाँ नियममा, गालीलको समुद्र नजिकैको देशको एउटा भागलाई </w:t>
       </w:r>
-      <w:hyperlink r:id="rId24">
-        <w:r>
-          <w:rPr>
-            <w:lang w:val="ne_NP" w:bidi="ne_NP"/>
-          </w:rPr>
-          <w:rPr>
-            <w:color w:val="0000EE"/>
-            <w:u w:val="single"/>
-          </w:rPr>
-          <w:t>गालील</w:t>
-        </w:r>
-      </w:hyperlink>
+      <w:r>
+        <w:rPr>
+          <w:lang w:val="ne_NP" w:bidi="ne_NP"/>
+        </w:rPr>
+        <w:t>गालील</w:t>
+      </w:r>
       <w:r>
         <w:rPr>
           <w:lang w:val="ne_NP" w:bidi="ne_NP"/>
@@ -766,7 +683,6 @@
       </w:r>
       <w:r>
         <w:rPr>
-          <w:b/>
           <w:lang w:val="ne_NP" w:bidi="ne_NP"/>
         </w:rPr>
         <w:t>डुङ्गा</w:t>
@@ -908,54 +824,36 @@
         </w:rPr>
         <w:t xml:space="preserve">भेडा वा बाख्राहरूको समूहलाई बगाल भनिन्छ। गोठालाले आफ्नो बथानलाई तिनीहरूलाई आवश्यक पर्ने घाँस वा बोटबिरुवा पाउन सकिने ठाउँमा लैजाने जिम्मेवारी हुन्छ। गोठालाले कुनै भेडा वा बाख्रा हराएनन् भन्ने पक्का गर्नुपर्थ्यो। गोठाला हुनु गाह्रो काम थियो, किनभने कहिलेकाँही तिनीहरूले आफ्ना पशुहरूको लागि चाहिने जति दाना र पानि भेटाउन टाढासम्म हिंड्नु पर्थ्यो, र तिनीहरू प्राय: घरबाट टाढा रहनु पर्थ्यो र बाहिरै आफ्ना पशुहरूसँग सुत्नु पर्थ्यो। गोठालाले जंगली पशुहरूबाट आफ्नो बगाललाई बचाउनु पर्थ्यो। </w:t>
       </w:r>
-      <w:hyperlink r:id="rId17">
-        <w:r>
-          <w:rPr>
-            <w:lang w:val="ne_NP" w:bidi="ne_NP"/>
-          </w:rPr>
-          <w:rPr>
-            <w:color w:val="0000EE"/>
-            <w:u w:val="single"/>
-          </w:rPr>
-          <w:t>इस्राएलको</w:t>
-        </w:r>
-      </w:hyperlink>
+      <w:r>
+        <w:rPr>
+          <w:lang w:val="ne_NP" w:bidi="ne_NP"/>
+        </w:rPr>
+        <w:t>इस्राएलको</w:t>
+      </w:r>
       <w:r>
         <w:rPr>
           <w:lang w:val="ne_NP" w:bidi="ne_NP"/>
         </w:rPr>
         <w:t xml:space="preserve"> सबैभन्दा प्रिय राजा </w:t>
       </w:r>
-      <w:hyperlink r:id="rId25">
-        <w:r>
-          <w:rPr>
-            <w:lang w:val="ne_NP" w:bidi="ne_NP"/>
-          </w:rPr>
-          <w:rPr>
-            <w:color w:val="0000EE"/>
-            <w:u w:val="single"/>
-          </w:rPr>
-          <w:t>दाऊद</w:t>
-        </w:r>
-      </w:hyperlink>
+      <w:r>
+        <w:rPr>
+          <w:lang w:val="ne_NP" w:bidi="ne_NP"/>
+        </w:rPr>
+        <w:t>दाऊद</w:t>
+      </w:r>
       <w:r>
         <w:rPr>
           <w:lang w:val="ne_NP" w:bidi="ne_NP"/>
         </w:rPr>
         <w:t xml:space="preserve"> </w:t>
       </w:r>
-      <w:hyperlink r:id="rId26">
-        <w:r>
-          <w:rPr>
-            <w:lang w:val="ne_NP" w:bidi="ne_NP"/>
-          </w:rPr>
-          <w:rPr>
-            <w:color w:val="0000EE"/>
-            <w:u w:val="single"/>
-          </w:rPr>
-          <w:t>राजा</w:t>
-        </w:r>
-      </w:hyperlink>
+      <w:r>
+        <w:rPr>
+          <w:lang w:val="ne_NP" w:bidi="ne_NP"/>
+        </w:rPr>
+        <w:t>राजा</w:t>
+      </w:r>
       <w:r>
         <w:rPr>
           <w:lang w:val="ne_NP" w:bidi="ne_NP"/>
@@ -1051,36 +949,24 @@
         </w:rPr>
         <w:t xml:space="preserve"> हुन्। ग्रीस देश भनेको दक्षिणी भागमा पर्ने एउटा क्षेत्र हो जसलाई अहिले हामीले यूरोप भन्छौ। ख्रीष्ट जन्मनु भन्दा सयौं वर्षअघि, ग्रीस यस क्षेत्रको सबैभन्दा शक्तिशाली </w:t>
       </w:r>
-      <w:hyperlink r:id="rId19">
-        <w:r>
-          <w:rPr>
-            <w:lang w:val="ne_NP" w:bidi="ne_NP"/>
-          </w:rPr>
-          <w:rPr>
-            <w:color w:val="0000EE"/>
-            <w:u w:val="single"/>
-          </w:rPr>
-          <w:t>राष्ट्र</w:t>
-        </w:r>
-      </w:hyperlink>
+      <w:r>
+        <w:rPr>
+          <w:lang w:val="ne_NP" w:bidi="ne_NP"/>
+        </w:rPr>
+        <w:t>राष्ट्र</w:t>
+      </w:r>
       <w:r>
         <w:rPr>
           <w:lang w:val="ne_NP" w:bidi="ne_NP"/>
         </w:rPr>
         <w:t xml:space="preserve"> थियो र ग्रीकहरूले धेरै ठूलो भुभागमा शासन गरिरहेका थिए। यस भुभागमा </w:t>
       </w:r>
-      <w:hyperlink r:id="rId17">
-        <w:r>
-          <w:rPr>
-            <w:lang w:val="ne_NP" w:bidi="ne_NP"/>
-          </w:rPr>
-          <w:rPr>
-            <w:color w:val="0000EE"/>
-            <w:u w:val="single"/>
-          </w:rPr>
-          <w:t>इस्राएल</w:t>
-        </w:r>
-      </w:hyperlink>
+      <w:r>
+        <w:rPr>
+          <w:lang w:val="ne_NP" w:bidi="ne_NP"/>
+        </w:rPr>
+        <w:t>इस्राएल</w:t>
+      </w:r>
       <w:r>
         <w:rPr>
           <w:lang w:val="ne_NP" w:bidi="ne_NP"/>
@@ -1103,7 +989,6 @@
       </w:r>
       <w:r>
         <w:rPr>
-          <w:b/>
           <w:lang w:val="ne_NP" w:bidi="ne_NP"/>
         </w:rPr>
         <w:t>आराधना गर्थे</w:t>
@@ -1116,7 +1001,6 @@
       </w:r>
       <w:r>
         <w:rPr>
-          <w:b/>
           <w:lang w:val="ne_NP" w:bidi="ne_NP"/>
         </w:rPr>
         <w:t>यहूदीहरूले</w:t>
@@ -1169,36 +1053,24 @@
         </w:rPr>
         <w:t xml:space="preserve">नयाँ नियममा, ग्रीक शब्दले ग्रीस देशका मानिसहरूलाई जनाउन सक्छ वा यसले ग्रीक संस्कृति र भाषा अपनाउने मानिसहरूलाई जनाउन सक्छ। एउटा असल यहूदीले </w:t>
       </w:r>
-      <w:hyperlink r:id="rId27">
-        <w:r>
-          <w:rPr>
-            <w:lang w:val="ne_NP" w:bidi="ne_NP"/>
-          </w:rPr>
-          <w:rPr>
-            <w:color w:val="0000EE"/>
-            <w:u w:val="single"/>
-          </w:rPr>
-          <w:t>मूर्ति</w:t>
-        </w:r>
-      </w:hyperlink>
+      <w:r>
+        <w:rPr>
+          <w:lang w:val="ne_NP" w:bidi="ne_NP"/>
+        </w:rPr>
+        <w:t>मूर्ति</w:t>
+      </w:r>
       <w:r>
         <w:rPr>
           <w:lang w:val="ne_NP" w:bidi="ne_NP"/>
         </w:rPr>
         <w:t xml:space="preserve">पूजा गर्ने ग्रीक संस्कृतिलाई अपनाउँदैन त्यसैले "कुनै व्यक्ति जो यहूदी होईन" भन्ने अर्थमा ग्रीक शब्द प्रयोग गर्न थाल्यो। यस अर्थमा, कहिलेकाँही "ग्रीक" शब्दको अर्थ </w:t>
       </w:r>
-      <w:hyperlink r:id="rId28">
-        <w:r>
-          <w:rPr>
-            <w:lang w:val="ne_NP" w:bidi="ne_NP"/>
-          </w:rPr>
-          <w:rPr>
-            <w:color w:val="0000EE"/>
-            <w:u w:val="single"/>
-          </w:rPr>
-          <w:t>अन्यजाति</w:t>
-        </w:r>
-      </w:hyperlink>
+      <w:r>
+        <w:rPr>
+          <w:lang w:val="ne_NP" w:bidi="ne_NP"/>
+        </w:rPr>
+        <w:t>अन्यजाति</w:t>
+      </w:r>
       <w:r>
         <w:rPr>
           <w:lang w:val="ne_NP" w:bidi="ne_NP"/>
